--- a/livrables/plan_accompagnement_utilisateurs.docx
+++ b/livrables/plan_accompagnement_utilisateurs.docx
@@ -33,93 +33,6 @@
     </w:p>
     <w:p>
       <w:pPr>
-        <w:spacing w:before="100" w:beforeAutospacing="1" w:after="100" w:afterAutospacing="1"/>
-        <w:jc w:val="center"/>
-        <w:divId w:val="610285373"/>
-        <w:rPr>
-          <w:rFonts w:ascii="Calibri" w:hAnsi="Calibri" w:cs="Calibri"/>
-          <w:color w:val="1A1A1A"/>
-          <w:sz w:val="26"/>
-          <w:szCs w:val="26"/>
-        </w:rPr>
-      </w:pPr>
-      <w:r>
-        <w:rPr>
-          <w:rFonts w:ascii="Calibri" w:hAnsi="Calibri" w:cs="Calibri"/>
-          <w:b/>
-          <w:bCs/>
-          <w:color w:val="1A1A1A"/>
-          <w:sz w:val="26"/>
-          <w:szCs w:val="26"/>
-        </w:rPr>
-        <w:t>Projet MobilityPulse_V1, métropole de NovaVille</w:t>
-      </w:r>
-    </w:p>
-    <w:p>
-      <w:pPr>
-        <w:spacing w:before="100" w:beforeAutospacing="1" w:after="100" w:afterAutospacing="1"/>
-        <w:jc w:val="center"/>
-        <w:divId w:val="610285373"/>
-        <w:rPr>
-          <w:rFonts w:ascii="Calibri" w:hAnsi="Calibri" w:cs="Calibri"/>
-          <w:color w:val="1A1A1A"/>
-          <w:sz w:val="26"/>
-          <w:szCs w:val="26"/>
-        </w:rPr>
-      </w:pPr>
-      <w:r>
-        <w:rPr>
-          <w:rFonts w:ascii="Calibri" w:hAnsi="Calibri" w:cs="Calibri"/>
-          <w:color w:val="1A1A1A"/>
-          <w:sz w:val="26"/>
-          <w:szCs w:val="26"/>
-        </w:rPr>
-        <w:t>Épreuve E4, titre RNCP 38919 Data Engineer, bloc 4 :</w:t>
-      </w:r>
-      <w:r>
-        <w:rPr>
-          <w:rFonts w:ascii="Calibri" w:hAnsi="Calibri" w:cs="Calibri"/>
-          <w:color w:val="1A1A1A"/>
-          <w:sz w:val="26"/>
-          <w:szCs w:val="26"/>
-        </w:rPr>
-        <w:br/>
-        <w:t>Piloter un projet d'architecture technique de gestion de données</w:t>
-      </w:r>
-    </w:p>
-    <w:p>
-      <w:pPr>
-        <w:pStyle w:val="meta1"/>
-        <w:jc w:val="center"/>
-        <w:divId w:val="610285373"/>
-        <w:rPr>
-          <w:rFonts w:ascii="Calibri" w:hAnsi="Calibri" w:cs="Calibri"/>
-        </w:rPr>
-      </w:pPr>
-      <w:r>
-        <w:rPr>
-          <w:rFonts w:ascii="Calibri" w:hAnsi="Calibri" w:cs="Calibri"/>
-        </w:rPr>
-        <w:t xml:space="preserve">Candidat : [Nom Prénom], rôle tenu : </w:t>
-      </w:r>
-      <w:r>
-        <w:rPr>
-          <w:rFonts w:ascii="Calibri" w:hAnsi="Calibri" w:cs="Calibri"/>
-          <w:b/>
-          <w:bCs/>
-        </w:rPr>
-        <w:t>Lead Data</w:t>
-      </w:r>
-      <w:r>
-        <w:rPr>
-          <w:rFonts w:ascii="Calibri" w:hAnsi="Calibri" w:cs="Calibri"/>
-        </w:rPr>
-        <w:br/>
-        <w:t>Date : [JJ/MM/AAAA]</w:t>
-      </w:r>
-    </w:p>
-    <w:p>
-      <w:pPr>
         <w:pStyle w:val="Titre2"/>
         <w:rPr>
           <w:rFonts w:ascii="Calibri" w:eastAsia="Times New Roman" w:hAnsi="Calibri" w:cs="Calibri"/>
@@ -149,16 +62,7 @@
           <w:sz w:val="22"/>
           <w:szCs w:val="22"/>
         </w:rPr>
-        <w:t>Rendre les quatre profils d'utilisateurs autonomes sur MobilityPulse avant le démarrage du déploiement pilote (semaine 11), avec une satisfaction de 4/5 minimum après chaque formation et des supports accessibles à tous, y compris aux utilisateurs en situation de handicap. Ce plan répond à la troisième limite constatée par la direction (les utilisateurs demandent davantage de formation, de lisibilité et de support), à l'objectif O4 du rapport de mise en oeuvre, et au risque R01 (non-adoption). Il contribue d</w:t>
-      </w:r>
-      <w:r>
-        <w:rPr>
-          <w:rFonts w:ascii="Calibri" w:hAnsi="Calibri" w:cs="Calibri"/>
-          <w:color w:val="1A1A1A"/>
-          <w:sz w:val="22"/>
-          <w:szCs w:val="22"/>
-        </w:rPr>
-        <w:t>irectement à la cible d'adoption : passer de 35 % à 75 % d'utilisateurs actifs en fin de pilote.</w:t>
+        <w:t>Rendre les quatre profils d'utilisateurs autonomes sur MobilityPulse avant le démarrage du déploiement pilote (semaine 11), avec une satisfaction de 4/5 minimum après chaque formation et des supports accessibles à tous, y compris aux utilisateurs en situation de handicap. Ce plan répond à la troisième limite constatée par la direction (les utilisateurs demandent davantage de formation, de lisibilité et de support), à l'objectif O4 du rapport de mise en oeuvre, et au risque R01 (non-adoption). Il contribue directement à la cible d'adoption : passer de 35 % à 75 % d'utilisateurs actifs en fin de pilote.</w:t>
       </w:r>
     </w:p>
     <w:p>
@@ -854,7 +758,6 @@
                 <w:sz w:val="18"/>
                 <w:szCs w:val="18"/>
               </w:rPr>
-              <w:lastRenderedPageBreak/>
               <w:t>Analyste mobilité (persona Elena)</w:t>
             </w:r>
           </w:p>
@@ -1085,44 +988,55 @@
                 <w:sz w:val="18"/>
                 <w:szCs w:val="18"/>
               </w:rPr>
-              <w:t>Supports compatibles lecteur d'écran, contraste suffisant, alternatives textuelles</w:t>
-            </w:r>
-          </w:p>
-        </w:tc>
-        <w:tc>
-          <w:tcPr>
-            <w:tcW w:w="0" w:type="auto"/>
-            <w:tcBorders>
-              <w:top w:val="single" w:sz="6" w:space="0" w:color="95A5A6"/>
-              <w:left w:val="single" w:sz="6" w:space="0" w:color="95A5A6"/>
-              <w:bottom w:val="single" w:sz="6" w:space="0" w:color="95A5A6"/>
-              <w:right w:val="single" w:sz="6" w:space="0" w:color="95A5A6"/>
-            </w:tcBorders>
-            <w:tcMar>
-              <w:top w:w="80" w:type="dxa"/>
-              <w:left w:w="80" w:type="dxa"/>
-              <w:bottom w:w="80" w:type="dxa"/>
-              <w:right w:w="80" w:type="dxa"/>
-            </w:tcMar>
-            <w:hideMark/>
-          </w:tcPr>
-          <w:p>
-            <w:pPr>
-              <w:spacing w:before="160" w:after="160"/>
-              <w:rPr>
-                <w:rFonts w:ascii="Calibri" w:eastAsia="Times New Roman" w:hAnsi="Calibri" w:cs="Calibri"/>
-                <w:color w:val="1A1A1A"/>
-                <w:sz w:val="18"/>
-                <w:szCs w:val="18"/>
-              </w:rPr>
-            </w:pPr>
-            <w:r>
-              <w:rPr>
-                <w:rFonts w:ascii="Calibri" w:eastAsia="Times New Roman" w:hAnsi="Calibri" w:cs="Calibri"/>
-                <w:color w:val="1A1A1A"/>
-                <w:sz w:val="18"/>
-                <w:szCs w:val="18"/>
-              </w:rPr>
+              <w:t xml:space="preserve">Supports compatibles lecteur d'écran, contraste suffisant, </w:t>
+            </w:r>
+            <w:r>
+              <w:rPr>
+                <w:rFonts w:ascii="Calibri" w:eastAsia="Times New Roman" w:hAnsi="Calibri" w:cs="Calibri"/>
+                <w:color w:val="1A1A1A"/>
+                <w:sz w:val="18"/>
+                <w:szCs w:val="18"/>
+              </w:rPr>
+              <w:lastRenderedPageBreak/>
+              <w:t>alternatives textuelles</w:t>
+            </w:r>
+          </w:p>
+        </w:tc>
+        <w:tc>
+          <w:tcPr>
+            <w:tcW w:w="0" w:type="auto"/>
+            <w:tcBorders>
+              <w:top w:val="single" w:sz="6" w:space="0" w:color="95A5A6"/>
+              <w:left w:val="single" w:sz="6" w:space="0" w:color="95A5A6"/>
+              <w:bottom w:val="single" w:sz="6" w:space="0" w:color="95A5A6"/>
+              <w:right w:val="single" w:sz="6" w:space="0" w:color="95A5A6"/>
+            </w:tcBorders>
+            <w:tcMar>
+              <w:top w:w="80" w:type="dxa"/>
+              <w:left w:w="80" w:type="dxa"/>
+              <w:bottom w:w="80" w:type="dxa"/>
+              <w:right w:w="80" w:type="dxa"/>
+            </w:tcMar>
+            <w:hideMark/>
+          </w:tcPr>
+          <w:p>
+            <w:pPr>
+              <w:spacing w:before="160" w:after="160"/>
+              <w:rPr>
+                <w:rFonts w:ascii="Calibri" w:eastAsia="Times New Roman" w:hAnsi="Calibri" w:cs="Calibri"/>
+                <w:color w:val="1A1A1A"/>
+                <w:sz w:val="18"/>
+                <w:szCs w:val="18"/>
+              </w:rPr>
+            </w:pPr>
+            <w:r>
+              <w:rPr>
+                <w:rFonts w:ascii="Calibri" w:eastAsia="Times New Roman" w:hAnsi="Calibri" w:cs="Calibri"/>
+                <w:color w:val="1A1A1A"/>
+                <w:sz w:val="18"/>
+                <w:szCs w:val="18"/>
+              </w:rPr>
+              <w:lastRenderedPageBreak/>
               <w:t>Variable selon l'outil</w:t>
             </w:r>
           </w:p>
@@ -2904,17 +2818,7 @@
                 <w:sz w:val="18"/>
                 <w:szCs w:val="18"/>
               </w:rPr>
-              <w:t xml:space="preserve">3 tickets bloquants maximum par semaine, adoption en </w:t>
-            </w:r>
-            <w:r>
-              <w:rPr>
-                <w:rFonts w:ascii="Calibri" w:eastAsia="Times New Roman" w:hAnsi="Calibri" w:cs="Calibri"/>
-                <w:color w:val="1A1A1A"/>
-                <w:sz w:val="18"/>
-                <w:szCs w:val="18"/>
-              </w:rPr>
-              <w:lastRenderedPageBreak/>
-              <w:t>progression vers 75 %</w:t>
+              <w:t>3 tickets bloquants maximum par semaine, adoption en progression vers 75 %</w:t>
             </w:r>
           </w:p>
         </w:tc>
@@ -2931,7 +2835,6 @@
         <w:rPr>
           <w:rFonts w:ascii="Calibri" w:eastAsia="Times New Roman" w:hAnsi="Calibri" w:cs="Calibri"/>
         </w:rPr>
-        <w:lastRenderedPageBreak/>
         <w:t>4. Supports prévus</w:t>
       </w:r>
     </w:p>
@@ -3002,16 +2905,7 @@
           <w:sz w:val="22"/>
           <w:szCs w:val="22"/>
         </w:rPr>
-        <w:t xml:space="preserve"> </w:t>
-      </w:r>
-      <w:r>
-        <w:rPr>
-          <w:rFonts w:ascii="Calibri" w:eastAsia="Times New Roman" w:hAnsi="Calibri" w:cs="Calibri"/>
-          <w:color w:val="1A1A1A"/>
-          <w:sz w:val="22"/>
-          <w:szCs w:val="22"/>
-        </w:rPr>
-        <w:t>évolutive, alimentée par les tickets du support et les questions posées en atelier ; revue chaque semaine pendant le pilote.</w:t>
+        <w:t xml:space="preserve"> évolutive, alimentée par les tickets du support et les questions posées en atelier ; revue chaque semaine pendant le pilote.</w:t>
       </w:r>
     </w:p>
     <w:p>
@@ -3037,6 +2931,7 @@
           <w:sz w:val="22"/>
           <w:szCs w:val="22"/>
         </w:rPr>
+        <w:lastRenderedPageBreak/>
         <w:t>Tutoriels courts :</w:t>
       </w:r>
       <w:r>
@@ -3116,16 +3011,7 @@
           <w:sz w:val="22"/>
           <w:szCs w:val="22"/>
         </w:rPr>
-        <w:t xml:space="preserve"> </w:t>
-      </w:r>
-      <w:r>
-        <w:rPr>
-          <w:rFonts w:ascii="Calibri" w:eastAsia="Times New Roman" w:hAnsi="Calibri" w:cs="Calibri"/>
-          <w:color w:val="1A1A1A"/>
-          <w:sz w:val="22"/>
-          <w:szCs w:val="22"/>
-        </w:rPr>
-        <w:t>définition, formule et owner de chaque indicateur (réponse au feedback F03, sous la responsabilité du Lead Data).</w:t>
+        <w:t xml:space="preserve"> définition, formule et owner de chaque indicateur (réponse au feedback F03, sous la responsabilité du Lead Data).</w:t>
       </w:r>
     </w:p>
     <w:p>
@@ -3229,16 +3115,7 @@
           <w:sz w:val="22"/>
           <w:szCs w:val="22"/>
         </w:rPr>
-        <w:t xml:space="preserve"> </w:t>
-      </w:r>
-      <w:r>
-        <w:rPr>
-          <w:rFonts w:ascii="Calibri" w:eastAsia="Times New Roman" w:hAnsi="Calibri" w:cs="Calibri"/>
-          <w:color w:val="1A1A1A"/>
-          <w:sz w:val="22"/>
-          <w:szCs w:val="22"/>
-        </w:rPr>
-        <w:t>documents structurés et balisés, alternatives textuelles pour chaque graphique et capture d'écran.</w:t>
+        <w:t xml:space="preserve"> documents structurés et balisés, alternatives textuelles pour chaque graphique et capture d'écran.</w:t>
       </w:r>
     </w:p>
     <w:p>
@@ -3343,16 +3220,7 @@
           <w:sz w:val="22"/>
           <w:szCs w:val="22"/>
         </w:rPr>
-        <w:t xml:space="preserve"> </w:t>
-      </w:r>
-      <w:r>
-        <w:rPr>
-          <w:rFonts w:ascii="Calibri" w:eastAsia="Times New Roman" w:hAnsi="Calibri" w:cs="Calibri"/>
-          <w:color w:val="1A1A1A"/>
-          <w:sz w:val="22"/>
-          <w:szCs w:val="22"/>
-        </w:rPr>
-        <w:t>rythme adapté lors de la session dédiée, possibilité de sessions individuelles complémentaires sans limite de nombre pendant la phase 3.</w:t>
+        <w:t xml:space="preserve"> rythme adapté lors de la session dédiée, possibilité de sessions individuelles complémentaires sans limite de nombre pendant la phase 3.</w:t>
       </w:r>
     </w:p>
     <w:p>
@@ -3471,16 +3339,7 @@
           <w:sz w:val="22"/>
           <w:szCs w:val="22"/>
         </w:rPr>
-        <w:t xml:space="preserve"> </w:t>
-      </w:r>
-      <w:r>
-        <w:rPr>
-          <w:rFonts w:ascii="Calibri" w:eastAsia="Times New Roman" w:hAnsi="Calibri" w:cs="Calibri"/>
-          <w:color w:val="1A1A1A"/>
-          <w:sz w:val="22"/>
-          <w:szCs w:val="22"/>
-        </w:rPr>
-        <w:t>référent support ; répond via la FAQ et les gestes simples, qualifie et enregistre chaque ticket ; objectif de première réponse sous 4 heures ouvrées.</w:t>
+        <w:t xml:space="preserve"> référent support ; répond via la FAQ et les gestes simples, qualifie et enregistre chaque ticket ; objectif de première réponse sous 4 heures ouvrées.</w:t>
       </w:r>
     </w:p>
     <w:p>
@@ -3550,16 +3409,7 @@
           <w:sz w:val="22"/>
           <w:szCs w:val="22"/>
         </w:rPr>
-        <w:t xml:space="preserve"> procédure formalisée (story B03, réponse au feedback F04) : qualification </w:t>
-      </w:r>
-      <w:r>
-        <w:rPr>
-          <w:rFonts w:ascii="Calibri" w:eastAsia="Times New Roman" w:hAnsi="Calibri" w:cs="Calibri"/>
-          <w:color w:val="1A1A1A"/>
-          <w:sz w:val="22"/>
-          <w:szCs w:val="22"/>
-        </w:rPr>
-        <w:t>du ticket, niveau de priorité, délai cible, information de l'utilisateur ; les alertes jugées erronées sont transmises au MLOps pour analyse.</w:t>
+        <w:t xml:space="preserve"> procédure formalisée (story B03, réponse au feedback F04) : qualification du ticket, niveau de priorité, délai cible, information de l'utilisateur ; les alertes jugées erronées sont transmises au MLOps pour analyse.</w:t>
       </w:r>
     </w:p>
     <w:p>
@@ -3861,6 +3711,7 @@
                 <w:sz w:val="18"/>
                 <w:szCs w:val="18"/>
               </w:rPr>
+              <w:lastRenderedPageBreak/>
               <w:t>Taux d'adoption hebdomadaire</w:t>
             </w:r>
           </w:p>
